--- a/assets/template-docx-short-report.docx
+++ b/assets/template-docx-short-report.docx
@@ -31,7 +31,7 @@
         <w:pStyle w:val="Date"/>
       </w:pPr>
       <w:r>
-        <w:t xml:space="preserve">June 17, 2026</w:t>
+        <w:t xml:space="preserve">June 18, 2026</w:t>
       </w:r>
     </w:p>
     <w:p>

--- a/assets/template-docx-short-report.docx
+++ b/assets/template-docx-short-report.docx
@@ -31,7 +31,7 @@
         <w:pStyle w:val="Date"/>
       </w:pPr>
       <w:r>
-        <w:t xml:space="preserve">June 18, 2026</w:t>
+        <w:t xml:space="preserve">June 20, 2026</w:t>
       </w:r>
     </w:p>
     <w:p>

--- a/assets/template-docx-short-report.docx
+++ b/assets/template-docx-short-report.docx
@@ -31,7 +31,7 @@
         <w:pStyle w:val="Date"/>
       </w:pPr>
       <w:r>
-        <w:t xml:space="preserve">June 20, 2026</w:t>
+        <w:t xml:space="preserve">June 21, 2026</w:t>
       </w:r>
     </w:p>
     <w:p>

--- a/assets/template-docx-short-report.docx
+++ b/assets/template-docx-short-report.docx
@@ -31,7 +31,7 @@
         <w:pStyle w:val="Date"/>
       </w:pPr>
       <w:r>
-        <w:t xml:space="preserve">June 21, 2026</w:t>
+        <w:t xml:space="preserve">June 22, 2026</w:t>
       </w:r>
     </w:p>
     <w:p>

--- a/assets/template-docx-short-report.docx
+++ b/assets/template-docx-short-report.docx
@@ -31,7 +31,7 @@
         <w:pStyle w:val="Date"/>
       </w:pPr>
       <w:r>
-        <w:t xml:space="preserve">June 22, 2026</w:t>
+        <w:t xml:space="preserve">June 23, 2026</w:t>
       </w:r>
     </w:p>
     <w:p>

--- a/assets/template-docx-short-report.docx
+++ b/assets/template-docx-short-report.docx
@@ -31,7 +31,7 @@
         <w:pStyle w:val="Date"/>
       </w:pPr>
       <w:r>
-        <w:t xml:space="preserve">June 23, 2026</w:t>
+        <w:t xml:space="preserve">July 9, 2026</w:t>
       </w:r>
     </w:p>
     <w:p>
@@ -241,7 +241,7 @@
         <w:t xml:space="preserve"> </w:t>
       </w:r>
       <w:r>
-        <w:t xml:space="preserve">June 2026</w:t>
+        <w:t xml:space="preserve">July 2026</w:t>
       </w:r>
     </w:p>
     <w:bookmarkEnd w:id="27"/>

--- a/assets/template-docx-short-report.docx
+++ b/assets/template-docx-short-report.docx
@@ -31,7 +31,7 @@
         <w:pStyle w:val="Date"/>
       </w:pPr>
       <w:r>
-        <w:t xml:space="preserve">July 9, 2026</w:t>
+        <w:t xml:space="preserve">July 30, 2026</w:t>
       </w:r>
     </w:p>
     <w:p>
